--- a/src/content/bios-diffs/Rey-F 2025 (track-changes).docx
+++ b/src/content/bios-diffs/Rey-F 2025 (track-changes).docx
@@ -16,7 +16,7 @@
           <w:lang w:val="en-GB"/>
         </w:rPr>
       </w:pPr>
-      <w:del w:id="1000" w:author="IO BIO parser" w:date="2026-05-18T08:57:46Z">
+      <w:del w:id="1000" w:author="IO BIO parser" w:date="2026-05-18T09:16:08Z">
         <w:r>
           <w:rPr>
             <w:rFonts w:ascii="Times New Roman" w:hAnsi="Times New Roman" w:cs="Times New Roman"/>
@@ -29,7 +29,7 @@
           <w:delText xml:space="preserve">REY, Francis Paul Marie Joseph François Xavier, French international lawyer and Secretary of the European Commission of the Danube (ECD) 1911-1913, then Secretary-General of the ECD 1913-1935, was born 9 January 1870 in Paris, France and died 17 March 1952 in Paris. He was the son of Georges</w:delText>
         </w:r>
       </w:del>
-      <w:del w:id="1000" w:author="IO BIO parser" w:date="2026-05-18T08:57:46Z">
+      <w:del w:id="1000" w:author="IO BIO parser" w:date="2026-05-18T09:16:08Z">
         <w:r>
           <w:rPr>
             <w:rFonts w:ascii="Times New Roman" w:hAnsi="Times New Roman" w:cs="Times New Roman"/>
@@ -43,7 +43,7 @@
           <w:delText xml:space="preserve"> </w:delText>
         </w:r>
       </w:del>
-      <w:del w:id="1000" w:author="IO BIO parser" w:date="2026-05-18T08:57:46Z">
+      <w:del w:id="1000" w:author="IO BIO parser" w:date="2026-05-18T09:16:08Z">
         <w:r>
           <w:rPr>
             <w:rFonts w:ascii="Times New Roman" w:hAnsi="Times New Roman" w:cs="Times New Roman"/>
@@ -56,7 +56,7 @@
           <w:delText xml:space="preserve">Rey, merchant, and Marie Elisa Paris. He married Marthe [Rey], with whom he </w:delText>
         </w:r>
       </w:del>
-      <w:del w:id="1000" w:author="IO BIO parser" w:date="2026-05-18T08:57:46Z">
+      <w:del w:id="1000" w:author="IO BIO parser" w:date="2026-05-18T09:16:08Z">
         <w:r>
           <w:rPr>
             <w:rFonts w:ascii="Times New Roman" w:hAnsi="Times New Roman" w:cs="Times New Roman"/>
@@ -70,7 +70,7 @@
           <w:delText xml:space="preserve">had two daughters.</w:delText>
         </w:r>
       </w:del>
-      <w:ins w:id="1001" w:author="IO BIO parser" w:date="2026-05-18T08:57:46Z">
+      <w:ins w:id="1001" w:author="IO BIO parser" w:date="2026-05-18T09:16:08Z">
         <w:r>
           <w:t xml:space="preserve">REY, Francis Paul Marie Joseph François Xavier, French international lawyer and Secretary of the European Commission of the Danube (ECD) 1911-1913 and Secretary-General of the ECD 1913-1935, was born 9 January 1870 in Paris, France and died 17 March 1952 in Paris. He was the son of Georges Rey, merchant, and Marie Elisa Paris. He married Marthe [Rey], with whom he had two daughters.</w:t>
         </w:r>
